--- a/微头条系统（控制台单机版）的设计与实现-毕业论文-乔琳雅.docx
+++ b/微头条系统（控制台单机版）的设计与实现-毕业论文-乔琳雅.docx
@@ -5711,10 +5711,9 @@
         <w:rPr>
           <w:noProof/>
         </w:rPr>
-        <w:lastRenderedPageBreak/>
         <w:drawing>
-          <wp:inline distT="0" distB="0" distL="0" distR="0" wp14:anchorId="6633B9E3" wp14:editId="696F3000">
-            <wp:extent cx="3619500" cy="7753350"/>
+          <wp:inline distT="0" distB="0" distL="0" distR="0" wp14:anchorId="6633B9E3" wp14:editId="2E26891F">
+            <wp:extent cx="3422072" cy="7330439"/>
             <wp:effectExtent l="0" t="0" r="0" b="0"/>
             <wp:docPr id="1" name="图片 1"/>
             <wp:cNvGraphicFramePr>
@@ -5739,7 +5738,7 @@
                   <pic:spPr bwMode="auto">
                     <a:xfrm>
                       <a:off x="0" y="0"/>
-                      <a:ext cx="3619500" cy="7753350"/>
+                      <a:ext cx="3435396" cy="7358981"/>
                     </a:xfrm>
                     <a:prstGeom prst="rect">
                       <a:avLst/>
@@ -5796,17 +5795,14 @@
         <w:jc w:val="both"/>
       </w:pPr>
       <w:r>
+        <w:lastRenderedPageBreak/>
         <w:t>管理员的治理流程如图</w:t>
       </w:r>
       <w:r>
         <w:t>2.2</w:t>
       </w:r>
       <w:r>
-        <w:t>所示：管理员登录后进入管理面板，在头条全量管理、类型与公告管理、排行与评论管理三类任务间切换；其中头条与评论的删除均执行级联清理，类型的删</w:t>
-      </w:r>
-      <w:r>
-        <w:lastRenderedPageBreak/>
-        <w:t>除受关联头条保护；全部操作完成后退出系统。</w:t>
+        <w:t>所示：管理员登录后进入管理面板，在头条全量管理、类型与公告管理、排行与评论管理三类任务间切换；其中头条与评论的删除均执行级联清理，类型的删除受关联头条保护；全部操作完成后退出系统。</w:t>
       </w:r>
     </w:p>
     <w:p>
@@ -6023,6 +6019,7 @@
         <w:jc w:val="both"/>
       </w:pPr>
       <w:r>
+        <w:lastRenderedPageBreak/>
         <w:t>选取发布头条、点赞互动与类型管理三个代表性用例编写描述表，见表</w:t>
       </w:r>
       <w:r>
@@ -6050,7 +6047,6 @@
           <w:sz w:val="18"/>
           <w:szCs w:val="18"/>
         </w:rPr>
-        <w:lastRenderedPageBreak/>
         <w:t>表</w:t>
       </w:r>
       <w:r>
@@ -8004,8 +8000,8 @@
         </w:rPr>
         <w:lastRenderedPageBreak/>
         <w:drawing>
-          <wp:inline distT="0" distB="0" distL="0" distR="0" wp14:anchorId="49603562" wp14:editId="0AECC606">
-            <wp:extent cx="4762500" cy="3705225"/>
+          <wp:inline distT="0" distB="0" distL="0" distR="0" wp14:anchorId="49603562" wp14:editId="376F089A">
+            <wp:extent cx="4028209" cy="3133947"/>
             <wp:effectExtent l="0" t="0" r="0" b="0"/>
             <wp:docPr id="456278901" name="图片 456278901"/>
             <wp:cNvGraphicFramePr>
@@ -8030,7 +8026,7 @@
                   <pic:spPr bwMode="auto">
                     <a:xfrm>
                       <a:off x="0" y="0"/>
-                      <a:ext cx="4762500" cy="3705225"/>
+                      <a:ext cx="4036898" cy="3140707"/>
                     </a:xfrm>
                     <a:prstGeom prst="rect">
                       <a:avLst/>
@@ -8130,10 +8126,9 @@
         <w:rPr>
           <w:noProof/>
         </w:rPr>
-        <w:lastRenderedPageBreak/>
         <w:drawing>
-          <wp:inline distT="0" distB="0" distL="0" distR="0" wp14:anchorId="38758A5B" wp14:editId="1049850D">
-            <wp:extent cx="4762500" cy="3676650"/>
+          <wp:inline distT="0" distB="0" distL="0" distR="0" wp14:anchorId="38758A5B" wp14:editId="1E183B5B">
+            <wp:extent cx="3948545" cy="3048277"/>
             <wp:effectExtent l="0" t="0" r="0" b="0"/>
             <wp:docPr id="1845939301" name="图片 1845939301"/>
             <wp:cNvGraphicFramePr>
@@ -8158,7 +8153,7 @@
                   <pic:spPr bwMode="auto">
                     <a:xfrm>
                       <a:off x="0" y="0"/>
-                      <a:ext cx="4762500" cy="3676650"/>
+                      <a:ext cx="3963405" cy="3059749"/>
                     </a:xfrm>
                     <a:prstGeom prst="rect">
                       <a:avLst/>
@@ -8218,6 +8213,7 @@
         <w:rPr>
           <w:noProof/>
         </w:rPr>
+        <w:lastRenderedPageBreak/>
         <w:drawing>
           <wp:inline distT="0" distB="0" distL="0" distR="0" wp14:anchorId="6F81FBD7" wp14:editId="68A7692E">
             <wp:extent cx="4572000" cy="3114675"/>
@@ -8332,10 +8328,9 @@
         <w:rPr>
           <w:noProof/>
         </w:rPr>
-        <w:lastRenderedPageBreak/>
         <w:drawing>
-          <wp:inline distT="0" distB="0" distL="0" distR="0" wp14:anchorId="797AF022" wp14:editId="7C5B542A">
-            <wp:extent cx="4762500" cy="3867150"/>
+          <wp:inline distT="0" distB="0" distL="0" distR="0" wp14:anchorId="797AF022" wp14:editId="7BE34B11">
+            <wp:extent cx="4603173" cy="3737776"/>
             <wp:effectExtent l="0" t="0" r="0" b="0"/>
             <wp:docPr id="357385212" name="图片 357385212"/>
             <wp:cNvGraphicFramePr>
@@ -8360,7 +8355,7 @@
                   <pic:spPr bwMode="auto">
                     <a:xfrm>
                       <a:off x="0" y="0"/>
-                      <a:ext cx="4762500" cy="3867150"/>
+                      <a:ext cx="4607557" cy="3741336"/>
                     </a:xfrm>
                     <a:prstGeom prst="rect">
                       <a:avLst/>
@@ -10710,7 +10705,6 @@
         <w:pStyle w:val="ac"/>
         <w:ind w:firstLine="420"/>
         <w:rPr>
-          <w:rFonts w:hint="eastAsia"/>
           <w:color w:val="0F1115"/>
         </w:rPr>
       </w:pPr>
@@ -10931,7 +10925,6 @@
         <w:pStyle w:val="ac"/>
         <w:ind w:firstLine="420"/>
         <w:rPr>
-          <w:rFonts w:hint="eastAsia"/>
           <w:color w:val="0F1115"/>
         </w:rPr>
       </w:pPr>
@@ -11317,7 +11310,7 @@
           <w:szCs w:val="18"/>
         </w:rPr>
         <w:drawing>
-          <wp:inline distT="0" distB="0" distL="0" distR="0" wp14:anchorId="09150372" wp14:editId="5CDE7B90">
+          <wp:inline distT="0" distB="0" distL="0" distR="0" wp14:anchorId="09150372" wp14:editId="23AD8DBF">
             <wp:extent cx="5330999" cy="2570866"/>
             <wp:effectExtent l="0" t="0" r="3175" b="1270"/>
             <wp:docPr id="2011886212" name="图片 8"/>
@@ -11549,7 +11542,7 @@
           <w:color w:val="0F1115"/>
         </w:rPr>
         <w:drawing>
-          <wp:anchor distT="0" distB="0" distL="114300" distR="114300" simplePos="0" relativeHeight="251660288" behindDoc="0" locked="0" layoutInCell="1" allowOverlap="1" wp14:anchorId="5BF497B0" wp14:editId="496413A2">
+          <wp:anchor distT="0" distB="0" distL="114300" distR="114300" simplePos="0" relativeHeight="251660288" behindDoc="0" locked="0" layoutInCell="1" allowOverlap="1" wp14:anchorId="5BF497B0" wp14:editId="7FC42ADE">
             <wp:simplePos x="0" y="0"/>
             <wp:positionH relativeFrom="margin">
               <wp:align>center</wp:align>
@@ -11704,7 +11697,7 @@
           <w:color w:val="0F1115"/>
         </w:rPr>
         <w:drawing>
-          <wp:anchor distT="0" distB="0" distL="114300" distR="114300" simplePos="0" relativeHeight="251661312" behindDoc="0" locked="0" layoutInCell="1" allowOverlap="1" wp14:anchorId="2FE9FF97" wp14:editId="2EE6053F">
+          <wp:anchor distT="0" distB="0" distL="114300" distR="114300" simplePos="0" relativeHeight="251661312" behindDoc="0" locked="0" layoutInCell="1" allowOverlap="1" wp14:anchorId="2FE9FF97" wp14:editId="105AA04C">
             <wp:simplePos x="0" y="0"/>
             <wp:positionH relativeFrom="margin">
               <wp:align>center</wp:align>
@@ -12010,7 +12003,7 @@
           <w:szCs w:val="18"/>
         </w:rPr>
         <w:drawing>
-          <wp:inline distT="0" distB="0" distL="0" distR="0" wp14:anchorId="415532CE" wp14:editId="4F9554E0">
+          <wp:inline distT="0" distB="0" distL="0" distR="0" wp14:anchorId="415532CE" wp14:editId="04DC3E9C">
             <wp:extent cx="5580380" cy="3088640"/>
             <wp:effectExtent l="0" t="0" r="1270" b="0"/>
             <wp:docPr id="2070630907" name="图片 11"/>
@@ -12227,7 +12220,7 @@
         </w:rPr>
         <w:lastRenderedPageBreak/>
         <w:drawing>
-          <wp:anchor distT="0" distB="0" distL="114300" distR="114300" simplePos="0" relativeHeight="251662336" behindDoc="0" locked="0" layoutInCell="1" allowOverlap="1" wp14:anchorId="5F4EA461" wp14:editId="01C3CCD2">
+          <wp:anchor distT="0" distB="0" distL="114300" distR="114300" simplePos="0" relativeHeight="251662336" behindDoc="0" locked="0" layoutInCell="1" allowOverlap="1" wp14:anchorId="5F4EA461" wp14:editId="260765E1">
             <wp:simplePos x="0" y="0"/>
             <wp:positionH relativeFrom="margin">
               <wp:posOffset>-1270</wp:posOffset>
@@ -12499,7 +12492,6 @@
         <w:pStyle w:val="ac"/>
         <w:ind w:firstLine="420"/>
         <w:rPr>
-          <w:rFonts w:hint="eastAsia"/>
           <w:color w:val="0F1115"/>
         </w:rPr>
       </w:pPr>
@@ -18508,7 +18500,6 @@
         <w:pStyle w:val="ac"/>
         <w:ind w:firstLineChars="0" w:firstLine="420"/>
         <w:rPr>
-          <w:rFonts w:hint="eastAsia"/>
           <w:color w:val="0F1115"/>
         </w:rPr>
       </w:pPr>
@@ -27648,18 +27639,7 @@
         <w:jc w:val="both"/>
       </w:pPr>
       <w:r>
-        <w:t>测试采用黑盒方法设计用例</w:t>
-      </w:r>
-      <w:r>
-        <w:rPr>
-          <w:sz w:val="18"/>
-          <w:szCs w:val="18"/>
-          <w:vertAlign w:val="superscript"/>
-        </w:rPr>
-        <w:t>[15]</w:t>
-      </w:r>
-      <w:r>
-        <w:t>，从用户操作路径出发覆盖正常、边界与异常分支，并针对本系统特点增设数据一致性专项检查。功能验证在</w:t>
+        <w:t>测试采用黑盒方法设计用例，从用户操作路径出发覆盖正常、边界与异常分支，并针对本系统特点增设数据一致性专项检查。功能验证在</w:t>
       </w:r>
       <w:r>
         <w:t xml:space="preserve"> Windows 11 </w:t>
@@ -29954,25 +29934,17 @@
       <w:pPr>
         <w:ind w:firstLine="420"/>
         <w:jc w:val="both"/>
+        <w:rPr>
+          <w:rFonts w:hint="eastAsia"/>
+        </w:rPr>
       </w:pPr>
       <w:r>
-        <w:t>十二项功能用例全部通过，权限边界、防重与级联规则均按设计生效；三项数据一致性检查未发现口径偏差或残留数据。</w:t>
-      </w:r>
-    </w:p>
-    <w:p>
-      <w:pPr>
-        <w:ind w:firstLine="420"/>
-        <w:jc w:val="both"/>
-      </w:pPr>
+        <w:t>十二项功能用例全部通过，权限边界、防重与级联规则均按设计生效；三项数据一致性检查未发现口径偏差或残留数据。系统在终端环境下运行稳定，响应即时，达到了设计目标，具</w:t>
+      </w:r>
       <w:r>
         <w:lastRenderedPageBreak/>
-        <w:t>系统在终端环境下运行稳定，响应即时，达到了设计目标，具备作为教学演示与离线原型交付的条件。</w:t>
-      </w:r>
-    </w:p>
-    <w:p>
-      <w:pPr>
-        <w:ind w:left="420" w:hanging="420"/>
-      </w:pPr>
+        <w:t>备作为教学演示与离线原型交付的条件。</w:t>
+      </w:r>
     </w:p>
     <w:sectPr>
       <w:headerReference w:type="default" r:id="rId31"/>
@@ -30177,7 +30149,6 @@
       </w:tabs>
       <w:spacing w:line="240" w:lineRule="auto"/>
       <w:rPr>
-        <w:rFonts w:hint="eastAsia"/>
         <w:sz w:val="18"/>
         <w:szCs w:val="18"/>
       </w:rPr>
@@ -30227,7 +30198,6 @@
       </w:tabs>
       <w:spacing w:line="240" w:lineRule="auto"/>
       <w:rPr>
-        <w:rFonts w:hint="eastAsia"/>
         <w:sz w:val="18"/>
         <w:szCs w:val="18"/>
       </w:rPr>
@@ -30277,7 +30247,6 @@
       </w:tabs>
       <w:spacing w:line="240" w:lineRule="auto"/>
       <w:rPr>
-        <w:rFonts w:hint="eastAsia"/>
         <w:sz w:val="18"/>
         <w:szCs w:val="18"/>
       </w:rPr>
@@ -30327,7 +30296,6 @@
       </w:tabs>
       <w:spacing w:line="240" w:lineRule="auto"/>
       <w:rPr>
-        <w:rFonts w:hint="eastAsia"/>
         <w:sz w:val="18"/>
         <w:szCs w:val="18"/>
       </w:rPr>
